--- a/от 17.03 Курсовая Фомин ИСП-311.docx
+++ b/от 17.03 Курсовая Фомин ИСП-311.docx
@@ -6998,7 +6998,7 @@
           <w:lang w:val="en-US"/>
         </w:rPr>
         <w:drawing>
-          <wp:inline distT="0" distB="0" distL="0" distR="0" wp14:anchorId="623576D6" wp14:editId="381CCFBA">
+          <wp:inline distT="0" distB="0" distL="0" distR="0" wp14:anchorId="623576D6" wp14:editId="678FCB90">
             <wp:extent cx="4933950" cy="2452370"/>
             <wp:effectExtent l="19050" t="19050" r="19050" b="24130"/>
             <wp:docPr id="1" name="Рисунок 1"/>
@@ -7032,9 +7032,11 @@
                     <a:prstGeom prst="rect">
                       <a:avLst/>
                     </a:prstGeom>
-                    <a:ln w="12700">
+                    <a:ln w="9525">
                       <a:solidFill>
-                        <a:schemeClr val="tx1"/>
+                        <a:schemeClr val="bg2">
+                          <a:lumMod val="90000"/>
+                        </a:schemeClr>
                       </a:solidFill>
                     </a:ln>
                   </pic:spPr>
@@ -7304,7 +7306,7 @@
           <w:noProof/>
         </w:rPr>
         <w:drawing>
-          <wp:inline distT="0" distB="0" distL="0" distR="0" wp14:anchorId="2BCFA1C2" wp14:editId="147F5259">
+          <wp:inline distT="0" distB="0" distL="0" distR="0" wp14:anchorId="2BCFA1C2" wp14:editId="63542851">
             <wp:extent cx="4810125" cy="2390775"/>
             <wp:effectExtent l="19050" t="19050" r="28575" b="28575"/>
             <wp:docPr id="2" name="Рисунок 2"/>
@@ -7338,9 +7340,11 @@
                     <a:prstGeom prst="rect">
                       <a:avLst/>
                     </a:prstGeom>
-                    <a:ln w="12700">
+                    <a:ln w="9525">
                       <a:solidFill>
-                        <a:schemeClr val="tx1"/>
+                        <a:schemeClr val="bg2">
+                          <a:lumMod val="90000"/>
+                        </a:schemeClr>
                       </a:solidFill>
                     </a:ln>
                   </pic:spPr>
@@ -7557,7 +7561,7 @@
           <w:noProof/>
         </w:rPr>
         <w:drawing>
-          <wp:inline distT="0" distB="0" distL="0" distR="0" wp14:anchorId="235B1B36" wp14:editId="792FBCC8">
+          <wp:inline distT="0" distB="0" distL="0" distR="0" wp14:anchorId="235B1B36" wp14:editId="2DBAD638">
             <wp:extent cx="4772025" cy="2545080"/>
             <wp:effectExtent l="19050" t="19050" r="28575" b="26670"/>
             <wp:docPr id="3" name="Рисунок 3" descr="Розничная сеть «Эльдорадо» обновила интернет-магазин и завершила переход на  омниканальную модель"/>
@@ -7595,9 +7599,11 @@
                       <a:avLst/>
                     </a:prstGeom>
                     <a:noFill/>
-                    <a:ln w="12700">
+                    <a:ln w="9525">
                       <a:solidFill>
-                        <a:schemeClr val="tx1"/>
+                        <a:schemeClr val="bg2">
+                          <a:lumMod val="90000"/>
+                        </a:schemeClr>
                       </a:solidFill>
                     </a:ln>
                   </pic:spPr>
@@ -19932,7 +19938,7 @@
               </wp:anchor>
             </w:drawing>
           </mc:Choice>
-          <mc:Fallback xmlns:w16sdtfl="http://schemas.microsoft.com/office/word/2024/wordml/sdtformatlock" xmlns:w16du="http://schemas.microsoft.com/office/word/2023/wordml/word16du">
+          <mc:Fallback xmlns:w16du="http://schemas.microsoft.com/office/word/2023/wordml/word16du" xmlns:w16sdtfl="http://schemas.microsoft.com/office/word/2024/wordml/sdtformatlock">
             <w:pict>
               <v:rect w14:anchorId="366DFAE2" id="Прямоугольник 8" o:spid="_x0000_s1026" style="position:absolute;margin-left:673.05pt;margin-top:175.7pt;width:24.75pt;height:21.75pt;z-index:251659264;visibility:visible;mso-wrap-style:square;mso-width-percent:0;mso-height-percent:0;mso-wrap-distance-left:9pt;mso-wrap-distance-top:0;mso-wrap-distance-right:9pt;mso-wrap-distance-bottom:0;mso-position-horizontal:absolute;mso-position-horizontal-relative:text;mso-position-vertical:absolute;mso-position-vertical-relative:text;mso-width-percent:0;mso-height-percent:0;mso-width-relative:page;mso-height-relative:page;v-text-anchor:top" o:gfxdata="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" stroked="f"/>
             </w:pict>
